--- a/УСТАВ ПРОЕКТА.docx
+++ b/УСТАВ ПРОЕКТА.docx
@@ -48,6 +48,13 @@
           <w:szCs w:val="28"/>
         </w:rPr>
         <w:t xml:space="preserve">Заказчик: Салон красоты </w:t>
+      </w:r>
+      <w:r>
+        <w:rPr>
+          <w:rFonts w:cs="Times New Roman"/>
+          <w:szCs w:val="28"/>
+        </w:rPr>
+        <w:t>«Шарм»</w:t>
       </w:r>
     </w:p>
     <w:p>
@@ -116,7 +123,7 @@
         <w:t>р</w:t>
       </w:r>
       <w:r>
-        <w:t xml:space="preserve">азработать и запустить сайт салона красоты с онлайн-записью, который обеспечивает презентацию услуг и мастеров, приём заявок на запись и обратную связь с клиентами, до </w:t>
+        <w:t xml:space="preserve">азработать и запустить сайт салона красоты с онлайн-записью, который обеспечивает презентацию услуг и мастеров, приём заявок на запись, до </w:t>
       </w:r>
       <w:r>
         <w:t>3</w:t>
@@ -144,7 +151,7 @@
         <w:t xml:space="preserve"> конкретная: создать сайт салона красоты с </w:t>
       </w:r>
       <w:r>
-        <w:t>4</w:t>
+        <w:t>2</w:t>
       </w:r>
       <w:r>
         <w:t xml:space="preserve"> страницами </w:t>
@@ -153,7 +160,10 @@
         <w:t>–</w:t>
       </w:r>
       <w:r>
-        <w:t xml:space="preserve"> Главная, Услуги, Онлайн-запись, Контакты. Сайт презентует услуги и мастеров, принимает онлайн-заявки и обеспечивает обратную связь с клиентами.</w:t>
+        <w:t xml:space="preserve"> Главная, Услуги. Сайт презентует услуги, принимает онлайн-заявки</w:t>
+      </w:r>
+      <w:r>
+        <w:t>.</w:t>
       </w:r>
     </w:p>
     <w:p>
@@ -172,7 +182,19 @@
         <w:t>–</w:t>
       </w:r>
       <w:r>
-        <w:t xml:space="preserve"> измеримая: 5 страниц; не менее 3 услуг с ценой и описанием; работающая форма онлайн-записи с сохранением заявок; форма обратной связи; исходный код в репозитории.</w:t>
+        <w:t xml:space="preserve"> измеримая: </w:t>
+      </w:r>
+      <w:r>
+        <w:t>2</w:t>
+      </w:r>
+      <w:r>
+        <w:t xml:space="preserve"> страниц; </w:t>
+      </w:r>
+      <w:r>
+        <w:t>5</w:t>
+      </w:r>
+      <w:r>
+        <w:t xml:space="preserve"> с ценой и описанием; работающая форма онлайн-записи с сохранением заявок; исходный код в репозитории.</w:t>
       </w:r>
     </w:p>
     <w:p>
@@ -464,7 +486,6 @@
           <w:rFonts w:cs="Times New Roman"/>
           <w:szCs w:val="28"/>
         </w:rPr>
-        <w:lastRenderedPageBreak/>
         <w:t xml:space="preserve">Главная страница </w:t>
       </w:r>
       <w:r>
@@ -551,47 +572,20 @@
           <w:rFonts w:cs="Times New Roman"/>
           <w:szCs w:val="28"/>
         </w:rPr>
-        <w:t xml:space="preserve">Страница «Онлайн-запись» </w:t>
-      </w:r>
-      <w:r>
-        <w:rPr>
-          <w:rFonts w:cs="Times New Roman"/>
-          <w:szCs w:val="28"/>
-        </w:rPr>
-        <w:t>–</w:t>
-      </w:r>
-      <w:r>
-        <w:rPr>
-          <w:rFonts w:cs="Times New Roman"/>
-          <w:szCs w:val="28"/>
-        </w:rPr>
-        <w:t xml:space="preserve"> форма записи: услуга, дата, время, </w:t>
-      </w:r>
-      <w:r>
-        <w:rPr>
-          <w:rFonts w:cs="Times New Roman"/>
-          <w:szCs w:val="28"/>
-        </w:rPr>
-        <w:t xml:space="preserve">мастер, </w:t>
-      </w:r>
-      <w:r>
-        <w:rPr>
-          <w:rFonts w:cs="Times New Roman"/>
-          <w:szCs w:val="28"/>
-        </w:rPr>
-        <w:t>контакты</w:t>
-      </w:r>
-      <w:r>
-        <w:rPr>
-          <w:rFonts w:cs="Times New Roman"/>
-          <w:szCs w:val="28"/>
-        </w:rPr>
-        <w:t>, модуль онлайн-оплаты</w:t>
-      </w:r>
-      <w:r>
-        <w:rPr>
-          <w:rFonts w:cs="Times New Roman"/>
-          <w:szCs w:val="28"/>
+        <w:t>Блок</w:t>
+      </w:r>
+      <w:r>
+        <w:rPr>
+          <w:rFonts w:cs="Times New Roman"/>
+          <w:szCs w:val="28"/>
+        </w:rPr>
+        <w:t xml:space="preserve"> «Онлайн-запись»</w:t>
+      </w:r>
+      <w:r>
+        <w:rPr>
+          <w:rFonts w:cs="Times New Roman"/>
+          <w:szCs w:val="28"/>
+          <w:lang w:val="en-US"/>
         </w:rPr>
         <w:t>;</w:t>
       </w:r>
@@ -615,7 +609,8 @@
           <w:rFonts w:cs="Times New Roman"/>
           <w:szCs w:val="28"/>
         </w:rPr>
-        <w:t xml:space="preserve">Страница «Контакты» </w:t>
+        <w:lastRenderedPageBreak/>
+        <w:t xml:space="preserve">Админ-панель </w:t>
       </w:r>
       <w:r>
         <w:rPr>
@@ -629,7 +624,7 @@
           <w:rFonts w:cs="Times New Roman"/>
           <w:szCs w:val="28"/>
         </w:rPr>
-        <w:t xml:space="preserve"> адрес, телефон, форма обратной связи</w:t>
+        <w:t xml:space="preserve"> просмотр заявок на запись</w:t>
       </w:r>
       <w:r>
         <w:rPr>
@@ -658,7 +653,7 @@
           <w:rFonts w:cs="Times New Roman"/>
           <w:szCs w:val="28"/>
         </w:rPr>
-        <w:t xml:space="preserve">Админ-панель </w:t>
+        <w:t xml:space="preserve">Техническая документация </w:t>
       </w:r>
       <w:r>
         <w:rPr>
@@ -672,7 +667,7 @@
           <w:rFonts w:cs="Times New Roman"/>
           <w:szCs w:val="28"/>
         </w:rPr>
-        <w:t xml:space="preserve"> просмотр заявок на запись</w:t>
+        <w:t xml:space="preserve"> инструкция по запуску и использованию</w:t>
       </w:r>
       <w:r>
         <w:rPr>
@@ -701,7 +696,7 @@
           <w:rFonts w:cs="Times New Roman"/>
           <w:szCs w:val="28"/>
         </w:rPr>
-        <w:t xml:space="preserve">Техническая документация </w:t>
+        <w:t xml:space="preserve">Исходный код </w:t>
       </w:r>
       <w:r>
         <w:rPr>
@@ -715,50 +710,7 @@
           <w:rFonts w:cs="Times New Roman"/>
           <w:szCs w:val="28"/>
         </w:rPr>
-        <w:t xml:space="preserve"> инструкция по запуску и использованию</w:t>
-      </w:r>
-      <w:r>
-        <w:rPr>
-          <w:rFonts w:cs="Times New Roman"/>
-          <w:szCs w:val="28"/>
-        </w:rPr>
-        <w:t>;</w:t>
-      </w:r>
-    </w:p>
-    <w:p>
-      <w:pPr>
-        <w:pStyle w:val="ae"/>
-        <w:numPr>
-          <w:ilvl w:val="0"/>
-          <w:numId w:val="40"/>
-        </w:numPr>
-        <w:ind w:left="1418" w:hanging="284"/>
-        <w:jc w:val="left"/>
-        <w:rPr>
-          <w:rFonts w:cs="Times New Roman"/>
-          <w:szCs w:val="28"/>
-        </w:rPr>
-      </w:pPr>
-      <w:r>
-        <w:rPr>
-          <w:rFonts w:cs="Times New Roman"/>
-          <w:szCs w:val="28"/>
-        </w:rPr>
-        <w:t xml:space="preserve">Исходный код </w:t>
-      </w:r>
-      <w:r>
-        <w:rPr>
-          <w:rFonts w:cs="Times New Roman"/>
-          <w:szCs w:val="28"/>
-        </w:rPr>
-        <w:t>–</w:t>
-      </w:r>
-      <w:r>
-        <w:rPr>
-          <w:rFonts w:cs="Times New Roman"/>
-          <w:szCs w:val="28"/>
-        </w:rPr>
-        <w:t xml:space="preserve"> репозиторий с историей коммитов</w:t>
+        <w:t xml:space="preserve"> репозиторий</w:t>
       </w:r>
       <w:r>
         <w:rPr>
@@ -1249,7 +1201,6 @@
           <w:rFonts w:cs="Times New Roman"/>
           <w:szCs w:val="28"/>
         </w:rPr>
-        <w:lastRenderedPageBreak/>
         <w:t>Отчитывается:</w:t>
       </w:r>
     </w:p>
@@ -1393,6 +1344,7 @@
           <w:rFonts w:cs="Times New Roman"/>
           <w:szCs w:val="28"/>
         </w:rPr>
+        <w:lastRenderedPageBreak/>
         <w:t>Заказчик принимает результат по следующим пунктам:</w:t>
       </w:r>
     </w:p>
@@ -1444,7 +1396,49 @@
           <w:rFonts w:cs="Times New Roman"/>
           <w:szCs w:val="28"/>
         </w:rPr>
-        <w:t>Есть 5 обязательных страниц: Главная, Услуги, Мастера, Онлайн-запись, Контакты</w:t>
+        <w:t xml:space="preserve">Есть </w:t>
+      </w:r>
+      <w:r>
+        <w:rPr>
+          <w:rFonts w:cs="Times New Roman"/>
+          <w:szCs w:val="28"/>
+        </w:rPr>
+        <w:t>2</w:t>
+      </w:r>
+      <w:r>
+        <w:rPr>
+          <w:rFonts w:cs="Times New Roman"/>
+          <w:szCs w:val="28"/>
+        </w:rPr>
+        <w:t xml:space="preserve"> обязательны</w:t>
+      </w:r>
+      <w:r>
+        <w:rPr>
+          <w:rFonts w:cs="Times New Roman"/>
+          <w:szCs w:val="28"/>
+        </w:rPr>
+        <w:t xml:space="preserve">е </w:t>
+      </w:r>
+      <w:r>
+        <w:rPr>
+          <w:rFonts w:cs="Times New Roman"/>
+          <w:szCs w:val="28"/>
+        </w:rPr>
+        <w:t>страниц</w:t>
+      </w:r>
+      <w:r>
+        <w:rPr>
+          <w:rFonts w:cs="Times New Roman"/>
+          <w:szCs w:val="28"/>
+        </w:rPr>
+        <w:t>ы</w:t>
+      </w:r>
+      <w:r>
+        <w:rPr>
+          <w:rFonts w:cs="Times New Roman"/>
+          <w:szCs w:val="28"/>
+        </w:rPr>
+        <w:t>: Главная, Услуги</w:t>
       </w:r>
       <w:r>
         <w:rPr>
@@ -1473,7 +1467,28 @@
           <w:rFonts w:cs="Times New Roman"/>
           <w:szCs w:val="28"/>
         </w:rPr>
-        <w:t>На странице «Услуги» указано не менее 3 услуг с ценой и описанием</w:t>
+        <w:t xml:space="preserve">В блоке </w:t>
+      </w:r>
+      <w:r>
+        <w:rPr>
+          <w:rFonts w:cs="Times New Roman"/>
+          <w:szCs w:val="28"/>
+        </w:rPr>
+        <w:t xml:space="preserve">«Услуги» указано </w:t>
+      </w:r>
+      <w:r>
+        <w:rPr>
+          <w:rFonts w:cs="Times New Roman"/>
+          <w:szCs w:val="28"/>
+        </w:rPr>
+        <w:t>5</w:t>
+      </w:r>
+      <w:r>
+        <w:rPr>
+          <w:rFonts w:cs="Times New Roman"/>
+          <w:szCs w:val="28"/>
+        </w:rPr>
+        <w:t xml:space="preserve"> услуг с ценой и описанием</w:t>
       </w:r>
       <w:r>
         <w:rPr>
@@ -1502,35 +1517,7 @@
           <w:rFonts w:cs="Times New Roman"/>
           <w:szCs w:val="28"/>
         </w:rPr>
-        <w:t xml:space="preserve">На странице «Мастера» </w:t>
-      </w:r>
-      <w:r>
-        <w:rPr>
-          <w:rFonts w:cs="Times New Roman"/>
-          <w:szCs w:val="28"/>
-        </w:rPr>
-        <w:t>–</w:t>
-      </w:r>
-      <w:r>
-        <w:rPr>
-          <w:rFonts w:cs="Times New Roman"/>
-          <w:szCs w:val="28"/>
-        </w:rPr>
-        <w:t xml:space="preserve"> не менее </w:t>
-      </w:r>
-      <w:r>
-        <w:rPr>
-          <w:rFonts w:cs="Times New Roman"/>
-          <w:szCs w:val="28"/>
-        </w:rPr>
-        <w:t>2</w:t>
-      </w:r>
-      <w:r>
-        <w:rPr>
-          <w:rFonts w:cs="Times New Roman"/>
-          <w:szCs w:val="28"/>
-        </w:rPr>
-        <w:t xml:space="preserve"> карточек мастеров</w:t>
+        <w:t>Форма онлайн-записи работает: данные отправляются и сохраняются</w:t>
       </w:r>
       <w:r>
         <w:rPr>
@@ -1559,7 +1546,7 @@
           <w:rFonts w:cs="Times New Roman"/>
           <w:szCs w:val="28"/>
         </w:rPr>
-        <w:t>Форма онлайн-записи работает: данные отправляются и сохраняются</w:t>
+        <w:t>Заявки видны в админ-панели</w:t>
       </w:r>
       <w:r>
         <w:rPr>
@@ -1588,7 +1575,7 @@
           <w:rFonts w:cs="Times New Roman"/>
           <w:szCs w:val="28"/>
         </w:rPr>
-        <w:t>Заявки видны в админ-панели</w:t>
+        <w:t>Все ссылки в навигации рабочие, нет битых страниц</w:t>
       </w:r>
       <w:r>
         <w:rPr>
@@ -1617,64 +1604,6 @@
           <w:rFonts w:cs="Times New Roman"/>
           <w:szCs w:val="28"/>
         </w:rPr>
-        <w:t>Форма обратной связи на странице «Контакты» работает</w:t>
-      </w:r>
-      <w:r>
-        <w:rPr>
-          <w:rFonts w:cs="Times New Roman"/>
-          <w:szCs w:val="28"/>
-        </w:rPr>
-        <w:t>;</w:t>
-      </w:r>
-    </w:p>
-    <w:p>
-      <w:pPr>
-        <w:pStyle w:val="ae"/>
-        <w:numPr>
-          <w:ilvl w:val="0"/>
-          <w:numId w:val="44"/>
-        </w:numPr>
-        <w:ind w:left="709" w:firstLine="363"/>
-        <w:jc w:val="left"/>
-        <w:rPr>
-          <w:rFonts w:cs="Times New Roman"/>
-          <w:szCs w:val="28"/>
-        </w:rPr>
-      </w:pPr>
-      <w:r>
-        <w:rPr>
-          <w:rFonts w:cs="Times New Roman"/>
-          <w:szCs w:val="28"/>
-        </w:rPr>
-        <w:t>Все ссылки в навигации рабочие, нет битых страниц</w:t>
-      </w:r>
-      <w:r>
-        <w:rPr>
-          <w:rFonts w:cs="Times New Roman"/>
-          <w:szCs w:val="28"/>
-        </w:rPr>
-        <w:t>;</w:t>
-      </w:r>
-    </w:p>
-    <w:p>
-      <w:pPr>
-        <w:pStyle w:val="ae"/>
-        <w:numPr>
-          <w:ilvl w:val="0"/>
-          <w:numId w:val="44"/>
-        </w:numPr>
-        <w:ind w:left="709" w:firstLine="363"/>
-        <w:jc w:val="left"/>
-        <w:rPr>
-          <w:rFonts w:cs="Times New Roman"/>
-          <w:szCs w:val="28"/>
-        </w:rPr>
-      </w:pPr>
-      <w:r>
-        <w:rPr>
-          <w:rFonts w:cs="Times New Roman"/>
-          <w:szCs w:val="28"/>
-        </w:rPr>
         <w:t>Исходный код доступен в репозитории</w:t>
       </w:r>
       <w:r>
@@ -2227,7 +2156,6 @@
           <w:rFonts w:cs="Times New Roman"/>
           <w:szCs w:val="28"/>
         </w:rPr>
-        <w:lastRenderedPageBreak/>
         <w:t>Ограничения</w:t>
       </w:r>
     </w:p>
@@ -2515,6 +2443,7 @@
           <w:rFonts w:cs="Times New Roman"/>
           <w:szCs w:val="28"/>
         </w:rPr>
+        <w:lastRenderedPageBreak/>
         <w:t>Тестовый хостинг доступен бесплатно</w:t>
       </w:r>
       <w:r>
